--- a/Articoli/RATIO/2026-017 Claude Code.docx
+++ b/Articoli/RATIO/2026-017 Claude Code.docx
@@ -17,7 +17,7 @@
       </w:pPr>
       <w:r>
         <w:rPr>
-          <w:rFonts w:ascii="Aptos Display" w:hAnsi="Aptos Display" w:eastAsiaTheme="minorEastAsia" w:cstheme="minorBidi"/>
+          <w:rFonts w:ascii="Aptos Display" w:eastAsiaTheme="minorEastAsia" w:hAnsi="Aptos Display"/>
         </w:rPr>
         <w:t>Titolo</w:t>
       </w:r>
@@ -39,7 +39,19 @@
         </w:rPr>
       </w:pPr>
       <w:r>
-        <w:t>Claude Code: il giorno in cui ho capito che cambia tutto</w:t>
+        <w:t xml:space="preserve">Claude Code: il giorno in cui ho capito che </w:t>
+      </w:r>
+      <w:r>
+        <w:t xml:space="preserve">sta per </w:t>
+      </w:r>
+      <w:r>
+        <w:t>cambia</w:t>
+      </w:r>
+      <w:r>
+        <w:t>re</w:t>
+      </w:r>
+      <w:r>
+        <w:t xml:space="preserve"> tutto</w:t>
       </w:r>
     </w:p>
     <w:p>
@@ -57,7 +69,7 @@
       </w:pPr>
       <w:r>
         <w:rPr>
-          <w:rFonts w:ascii="Aptos Display" w:hAnsi="Aptos Display" w:eastAsiaTheme="minorEastAsia" w:cstheme="minorBidi"/>
+          <w:rFonts w:ascii="Aptos Display" w:eastAsiaTheme="minorEastAsia" w:hAnsi="Aptos Display"/>
         </w:rPr>
         <w:t>Sottotitolo</w:t>
       </w:r>
@@ -79,7 +91,16 @@
         </w:rPr>
       </w:pPr>
       <w:r>
-        <w:t>Non è un chatbot. Non risponde domande. Scrive codice, crea file, fa commit, corregge errori in tempo reale. Il giorno in cui ho usato Claude Code per la prima volta avevo una pila di file da organizzare. Alla fine avevo un sistema.</w:t>
+        <w:t xml:space="preserve">Non è un chatbot. Non risponde domande. Scrive codice, crea file, </w:t>
+      </w:r>
+      <w:r>
+        <w:t>pubblica sul web e scrive sul</w:t>
+      </w:r>
+      <w:r>
+        <w:t xml:space="preserve"> mio pc,</w:t>
+      </w:r>
+      <w:r>
+        <w:t xml:space="preserve"> corregge errori in tempo reale. Il giorno in cui ho usato Claude Code per la prima volta avevo una pila di file da organizzare. Alla fine avevo un sistema.</w:t>
       </w:r>
     </w:p>
     <w:p>
@@ -97,7 +118,7 @@
       </w:pPr>
       <w:r>
         <w:rPr>
-          <w:rFonts w:ascii="Aptos Display" w:hAnsi="Aptos Display" w:eastAsiaTheme="minorEastAsia" w:cstheme="minorBidi"/>
+          <w:rFonts w:ascii="Aptos Display" w:eastAsiaTheme="minorEastAsia" w:hAnsi="Aptos Display"/>
         </w:rPr>
         <w:t>Approfondimento</w:t>
       </w:r>
@@ -113,7 +134,13 @@
         <w:jc w:val="both"/>
       </w:pPr>
       <w:r>
-        <w:t>Punto di partenza: anni di articoli su Ratio, materiali di corsi in PPTX, appunti in PDF, tutto sparso tra OneDrive e cartelle con nomi improbabili. L’idea era semplice — creare una base di conoscenza strutturata, accessibile, consultabile. Il problema era trasformare quella pila in qualcosa di ordinato senza passare settimane a farlo a mano.</w:t>
+        <w:t>Punto di partenza: anni di articoli, materiali di corsi in PPTX, appunti in PDF, tutto sparso tra OneDrive e cartelle con nomi improbabili. L’idea era semplice</w:t>
+      </w:r>
+      <w:r>
+        <w:t xml:space="preserve"> e, come molte cose semplici, per nulla facile: </w:t>
+      </w:r>
+      <w:r>
+        <w:t>creare una base di conoscenza strutturata, accessibile, consultabile. Il problema era trasformare quella pila in qualcosa di ordinato senza passare settimane a farlo a mano.</w:t>
       </w:r>
     </w:p>
     <w:p>
@@ -127,7 +154,7 @@
         <w:jc w:val="both"/>
       </w:pPr>
       <w:r>
-        <w:t>Claude Code non è la versione chat di Claude. È uno strumento che gira nel terminale del computer e ha accesso diretto ai file, alla cronologia git, agli script. Non si limita a suggerire: esegue. Scrive un file Python, lo lancia, legge il risultato, corregge l’errore, riprova. Tutto mentre lo si guarda lavorare, passo dopo passo.</w:t>
+        <w:t>Claude Code non è la versione chat di Claude. È uno strumento che gira nel terminale del computer e ha accesso diretto ai file, alla cronologia, agli script. Non si limita a suggerire: esegue. Scrive un file Python, lo lancia, legge il risultato, corregge l’errore, riprova. Tutto mentre lo si guarda lavorare, passo dopo passo.</w:t>
       </w:r>
     </w:p>
     <w:p>
@@ -155,7 +182,13 @@
         <w:jc w:val="both"/>
       </w:pPr>
       <w:r>
-        <w:t>Il passaggio successivo era caricare i file. Ed è qui che è emersa la prima complessità: il server non accetta upload diretti dall’esterno. Claude Code ha proposto la soluzione: usare GitHub Desktop su Windows, clonare il repository, copiare i file e fare il push. Non ha solo spiegato come fare: ha creato anche uno script PowerShell che mappava automaticamente le cartelle di OneDrive verso la struttura del repository.</w:t>
+        <w:t xml:space="preserve">Il passaggio successivo era caricare i file. Ed è qui che è emersa la prima complessità: il server non accetta upload diretti dall’esterno. Claude Code ha proposto la soluzione: usare GitHub Desktop su Windows, clonare il repository, copiare i file e fare il push. Non ha solo spiegato come fare: ha creato anche uno script </w:t>
+      </w:r>
+      <w:r>
+        <w:t xml:space="preserve">(un’istruzione per il pc) </w:t>
+      </w:r>
+      <w:r>
+        <w:t>che mappava automaticamente le cartelle di OneDrive verso la struttura del repository.</w:t>
       </w:r>
     </w:p>
     <w:p>
@@ -169,7 +202,27 @@
         <w:jc w:val="both"/>
       </w:pPr>
       <w:r>
-        <w:t>Per convertire i file in Markdown ha scritto tre script Python — uno per PPTX, uno per PDF, uno per Word — e poi un quarto script che li eseguiva tutti in sequenza, saltando i file già convertiti e ignorando le bozze. Quando uno script generava un errore, lo leggeva, capiva la causa e correggeva. Non serviva spiegare nulla: vedeva il problema e lo risolveva.</w:t>
+        <w:t xml:space="preserve">Per convertire i file in </w:t>
+      </w:r>
+      <w:proofErr w:type="spellStart"/>
+      <w:r>
+        <w:t>Markdown</w:t>
+      </w:r>
+      <w:proofErr w:type="spellEnd"/>
+      <w:r>
+        <w:t xml:space="preserve"> </w:t>
+      </w:r>
+      <w:r>
+        <w:t xml:space="preserve">(il formato preferito dall’AI per leggere istruzioni) </w:t>
+      </w:r>
+      <w:r>
+        <w:t>ha scritto tre script Python</w:t>
+      </w:r>
+      <w:r>
+        <w:t xml:space="preserve">, </w:t>
+      </w:r>
+      <w:r>
+        <w:t>uno per PPTX, uno per PDF, uno per Word e poi un quarto script che li eseguiva tutti in sequenza, saltando i file già convertiti e ignorando le bozze. Quando uno script generava un errore, lo leggeva, capiva la causa e correggeva. Non serviva spiegare nulla: vedeva il problema e lo risolveva.</w:t>
       </w:r>
     </w:p>
     <w:p>
@@ -183,7 +236,25 @@
         <w:jc w:val="both"/>
       </w:pPr>
       <w:r>
-        <w:t>Il momento più sorprendente è stato sulla formattazione degli articoli Word. Ho mostrato come dovevano apparire i pezzi per Ratio: tre riquadri con bordi, font Aptos Display per le etichette. Ha aperto il file di riferimento, ha letto l’XML interno, ha identificato la struttura esatta dei bordi e ha ricreato ogni nuovo articolo con quello stesso stile. Da quel momento ogni articolo che genera è già pronto da consegnare.</w:t>
+        <w:t xml:space="preserve">Il momento più sorprendente è stato sulla formattazione degli articoli Word. Ho mostrato come dovevano apparire i </w:t>
+      </w:r>
+      <w:r>
+        <w:t>documenti prodotti</w:t>
+      </w:r>
+      <w:r>
+        <w:t xml:space="preserve">: </w:t>
+      </w:r>
+      <w:r>
+        <w:t xml:space="preserve">font, bordi, colori e loghi </w:t>
+      </w:r>
+      <w:r>
+        <w:t xml:space="preserve">tutto creato con </w:t>
+      </w:r>
+      <w:r>
+        <w:t xml:space="preserve">quello stile. </w:t>
+      </w:r>
+      <w:r>
+        <w:t xml:space="preserve">Ora ogni documento, previa doverosa verifica, è pronto per l’invio. </w:t>
       </w:r>
     </w:p>
     <w:p>
@@ -197,7 +268,18 @@
         <w:jc w:val="both"/>
       </w:pPr>
       <w:r>
-        <w:t>Cosa serve per iniziare? Un account Anthropic, un server Linux o un Mac, e la disponibilità a descrivere ciò che si vuole ottenere in modo chiaro. Non serve saper programmare. Serve sapere cosa si vuole. Claude Code traduce l’intenzione in esecuzione, chiede conferma prima di fare cose irreversibili e tiene traccia di tutto con git.</w:t>
+        <w:t>Cosa serve per iniziare? Un account Anthropic e la disponibilità a descrivere ciò che si vuole ottenere in modo chiaro. Non serve saper programmare. Serve sapere cosa si vuole. Claude Code traduce l’intenzione in esecuzione, chiede conferma prima di fare cose irreversibili e tiene traccia di tutto</w:t>
+      </w:r>
+      <w:r>
+        <w:t xml:space="preserve"> con </w:t>
+      </w:r>
+      <w:proofErr w:type="spellStart"/>
+      <w:r>
+        <w:t>github</w:t>
+      </w:r>
+      <w:proofErr w:type="spellEnd"/>
+      <w:r>
+        <w:t>.</w:t>
       </w:r>
     </w:p>
     <w:p>
@@ -218,1209 +300,6 @@
         <w:t>La differenza rispetto a un assistente AI tradizionale è questa: invece di ricevere istruzioni da copiare e incollare, si riceve un collaboratore che apre i file, legge il codice, esegue i comandi e corregge gli errori. La curva di apprendimento è bassa. Il salto di produttività è immediato. E a fine giornata, quello che era una pila di file è diventato un sistema.</w:t>
       </w:r>
     </w:p>
-    <w:p>
-      <w:pPr>
-        <w:pBdr>
-          <w:top w:val="single" w:sz="4" w:space="1" w:color="auto"/>
-          <w:left w:val="single" w:sz="4" w:space="4" w:color="auto"/>
-          <w:bottom w:val="single" w:sz="4" w:space="1" w:color="auto"/>
-          <w:right w:val="single" w:sz="4" w:space="4" w:color="auto"/>
-        </w:pBdr>
-        <w:jc w:val="both"/>
-        <w:rPr>
-          <w:rFonts w:ascii="Aptos" w:hAnsi="Aptos"/>
-          <w:color w:val="000000"/>
-        </w:rPr>
-      </w:pPr>
-    </w:p>
-    <w:p>
-      <w:pPr>
-        <w:pBdr>
-          <w:top w:val="single" w:sz="4" w:space="1" w:color="auto"/>
-          <w:left w:val="single" w:sz="4" w:space="4" w:color="auto"/>
-          <w:bottom w:val="single" w:sz="4" w:space="1" w:color="auto"/>
-          <w:right w:val="single" w:sz="4" w:space="4" w:color="auto"/>
-        </w:pBdr>
-        <w:jc w:val="both"/>
-        <w:rPr>
-          <w:rFonts w:ascii="Aptos" w:hAnsi="Aptos"/>
-          <w:color w:val="000000"/>
-        </w:rPr>
-      </w:pPr>
-    </w:p>
-    <w:p>
-      <w:pPr>
-        <w:pBdr>
-          <w:top w:val="single" w:sz="4" w:space="1" w:color="auto"/>
-          <w:left w:val="single" w:sz="4" w:space="4" w:color="auto"/>
-          <w:bottom w:val="single" w:sz="4" w:space="1" w:color="auto"/>
-          <w:right w:val="single" w:sz="4" w:space="4" w:color="auto"/>
-        </w:pBdr>
-        <w:jc w:val="both"/>
-        <w:rPr>
-          <w:rFonts w:ascii="Aptos" w:hAnsi="Aptos"/>
-          <w:color w:val="000000"/>
-        </w:rPr>
-      </w:pPr>
-    </w:p>
-    <w:p>
-      <w:pPr>
-        <w:pBdr>
-          <w:top w:val="single" w:sz="4" w:space="1" w:color="auto"/>
-          <w:left w:val="single" w:sz="4" w:space="4" w:color="auto"/>
-          <w:bottom w:val="single" w:sz="4" w:space="1" w:color="auto"/>
-          <w:right w:val="single" w:sz="4" w:space="4" w:color="auto"/>
-        </w:pBdr>
-        <w:jc w:val="both"/>
-        <w:rPr>
-          <w:rFonts w:ascii="Aptos" w:hAnsi="Aptos"/>
-          <w:color w:val="000000"/>
-        </w:rPr>
-      </w:pPr>
-    </w:p>
-    <w:p>
-      <w:pPr>
-        <w:pBdr>
-          <w:top w:val="single" w:sz="4" w:space="1" w:color="auto"/>
-          <w:left w:val="single" w:sz="4" w:space="4" w:color="auto"/>
-          <w:bottom w:val="single" w:sz="4" w:space="1" w:color="auto"/>
-          <w:right w:val="single" w:sz="4" w:space="4" w:color="auto"/>
-        </w:pBdr>
-        <w:jc w:val="both"/>
-        <w:rPr>
-          <w:rFonts w:ascii="Aptos" w:hAnsi="Aptos"/>
-          <w:color w:val="000000"/>
-        </w:rPr>
-      </w:pPr>
-    </w:p>
-    <w:p>
-      <w:pPr>
-        <w:pBdr>
-          <w:top w:val="single" w:sz="4" w:space="1" w:color="auto"/>
-          <w:left w:val="single" w:sz="4" w:space="4" w:color="auto"/>
-          <w:bottom w:val="single" w:sz="4" w:space="1" w:color="auto"/>
-          <w:right w:val="single" w:sz="4" w:space="4" w:color="auto"/>
-        </w:pBdr>
-        <w:jc w:val="both"/>
-        <w:rPr>
-          <w:rFonts w:ascii="Aptos" w:hAnsi="Aptos"/>
-          <w:color w:val="000000"/>
-        </w:rPr>
-      </w:pPr>
-    </w:p>
-    <w:p>
-      <w:pPr>
-        <w:pBdr>
-          <w:top w:val="single" w:sz="4" w:space="1" w:color="auto"/>
-          <w:left w:val="single" w:sz="4" w:space="4" w:color="auto"/>
-          <w:bottom w:val="single" w:sz="4" w:space="1" w:color="auto"/>
-          <w:right w:val="single" w:sz="4" w:space="4" w:color="auto"/>
-        </w:pBdr>
-        <w:jc w:val="both"/>
-        <w:rPr>
-          <w:rFonts w:ascii="Aptos" w:hAnsi="Aptos"/>
-          <w:color w:val="000000"/>
-        </w:rPr>
-      </w:pPr>
-    </w:p>
-    <w:p>
-      <w:pPr>
-        <w:pBdr>
-          <w:top w:val="single" w:sz="4" w:space="1" w:color="auto"/>
-          <w:left w:val="single" w:sz="4" w:space="4" w:color="auto"/>
-          <w:bottom w:val="single" w:sz="4" w:space="1" w:color="auto"/>
-          <w:right w:val="single" w:sz="4" w:space="4" w:color="auto"/>
-        </w:pBdr>
-        <w:jc w:val="both"/>
-        <w:rPr>
-          <w:rFonts w:ascii="Aptos" w:hAnsi="Aptos"/>
-          <w:color w:val="000000"/>
-        </w:rPr>
-      </w:pPr>
-    </w:p>
-    <w:p>
-      <w:pPr>
-        <w:pBdr>
-          <w:top w:val="single" w:sz="4" w:space="1" w:color="auto"/>
-          <w:left w:val="single" w:sz="4" w:space="4" w:color="auto"/>
-          <w:bottom w:val="single" w:sz="4" w:space="1" w:color="auto"/>
-          <w:right w:val="single" w:sz="4" w:space="4" w:color="auto"/>
-        </w:pBdr>
-        <w:jc w:val="both"/>
-        <w:rPr>
-          <w:rFonts w:ascii="Aptos" w:hAnsi="Aptos"/>
-          <w:color w:val="000000"/>
-        </w:rPr>
-      </w:pPr>
-    </w:p>
-    <w:p>
-      <w:pPr>
-        <w:pBdr>
-          <w:top w:val="single" w:sz="4" w:space="1" w:color="auto"/>
-          <w:left w:val="single" w:sz="4" w:space="4" w:color="auto"/>
-          <w:bottom w:val="single" w:sz="4" w:space="1" w:color="auto"/>
-          <w:right w:val="single" w:sz="4" w:space="4" w:color="auto"/>
-        </w:pBdr>
-        <w:jc w:val="both"/>
-        <w:rPr>
-          <w:rFonts w:ascii="Aptos" w:hAnsi="Aptos"/>
-          <w:color w:val="000000"/>
-        </w:rPr>
-      </w:pPr>
-    </w:p>
-    <w:p>
-      <w:pPr>
-        <w:pBdr>
-          <w:top w:val="single" w:sz="4" w:space="1" w:color="auto"/>
-          <w:left w:val="single" w:sz="4" w:space="4" w:color="auto"/>
-          <w:bottom w:val="single" w:sz="4" w:space="1" w:color="auto"/>
-          <w:right w:val="single" w:sz="4" w:space="4" w:color="auto"/>
-        </w:pBdr>
-        <w:jc w:val="both"/>
-        <w:rPr>
-          <w:rFonts w:ascii="Aptos" w:hAnsi="Aptos"/>
-          <w:color w:val="000000"/>
-        </w:rPr>
-      </w:pPr>
-    </w:p>
-    <w:p>
-      <w:pPr>
-        <w:pBdr>
-          <w:top w:val="single" w:sz="4" w:space="1" w:color="auto"/>
-          <w:left w:val="single" w:sz="4" w:space="4" w:color="auto"/>
-          <w:bottom w:val="single" w:sz="4" w:space="1" w:color="auto"/>
-          <w:right w:val="single" w:sz="4" w:space="4" w:color="auto"/>
-        </w:pBdr>
-        <w:jc w:val="both"/>
-        <w:rPr>
-          <w:rFonts w:ascii="Aptos" w:hAnsi="Aptos"/>
-          <w:color w:val="000000"/>
-        </w:rPr>
-      </w:pPr>
-    </w:p>
-    <w:p>
-      <w:pPr>
-        <w:pBdr>
-          <w:top w:val="single" w:sz="4" w:space="1" w:color="auto"/>
-          <w:left w:val="single" w:sz="4" w:space="4" w:color="auto"/>
-          <w:bottom w:val="single" w:sz="4" w:space="1" w:color="auto"/>
-          <w:right w:val="single" w:sz="4" w:space="4" w:color="auto"/>
-        </w:pBdr>
-        <w:jc w:val="both"/>
-        <w:rPr>
-          <w:rFonts w:ascii="Aptos" w:hAnsi="Aptos"/>
-          <w:color w:val="000000"/>
-        </w:rPr>
-      </w:pPr>
-    </w:p>
-    <w:p>
-      <w:pPr>
-        <w:pBdr>
-          <w:top w:val="single" w:sz="4" w:space="1" w:color="auto"/>
-          <w:left w:val="single" w:sz="4" w:space="4" w:color="auto"/>
-          <w:bottom w:val="single" w:sz="4" w:space="1" w:color="auto"/>
-          <w:right w:val="single" w:sz="4" w:space="4" w:color="auto"/>
-        </w:pBdr>
-        <w:jc w:val="both"/>
-        <w:rPr>
-          <w:rFonts w:ascii="Aptos" w:hAnsi="Aptos"/>
-          <w:color w:val="000000"/>
-        </w:rPr>
-      </w:pPr>
-    </w:p>
-    <w:p>
-      <w:pPr>
-        <w:pBdr>
-          <w:top w:val="single" w:sz="4" w:space="1" w:color="auto"/>
-          <w:left w:val="single" w:sz="4" w:space="4" w:color="auto"/>
-          <w:bottom w:val="single" w:sz="4" w:space="1" w:color="auto"/>
-          <w:right w:val="single" w:sz="4" w:space="4" w:color="auto"/>
-        </w:pBdr>
-        <w:jc w:val="both"/>
-        <w:rPr>
-          <w:rFonts w:ascii="Aptos" w:hAnsi="Aptos"/>
-          <w:color w:val="000000"/>
-        </w:rPr>
-      </w:pPr>
-    </w:p>
-    <w:p>
-      <w:pPr>
-        <w:pBdr>
-          <w:top w:val="single" w:sz="4" w:space="1" w:color="auto"/>
-          <w:left w:val="single" w:sz="4" w:space="4" w:color="auto"/>
-          <w:bottom w:val="single" w:sz="4" w:space="1" w:color="auto"/>
-          <w:right w:val="single" w:sz="4" w:space="4" w:color="auto"/>
-        </w:pBdr>
-        <w:jc w:val="both"/>
-        <w:rPr>
-          <w:rFonts w:ascii="Aptos" w:hAnsi="Aptos"/>
-          <w:color w:val="000000"/>
-        </w:rPr>
-      </w:pPr>
-    </w:p>
-    <w:p>
-      <w:pPr>
-        <w:pBdr>
-          <w:top w:val="single" w:sz="4" w:space="1" w:color="auto"/>
-          <w:left w:val="single" w:sz="4" w:space="4" w:color="auto"/>
-          <w:bottom w:val="single" w:sz="4" w:space="1" w:color="auto"/>
-          <w:right w:val="single" w:sz="4" w:space="4" w:color="auto"/>
-        </w:pBdr>
-        <w:jc w:val="both"/>
-        <w:rPr>
-          <w:rFonts w:ascii="Aptos" w:hAnsi="Aptos"/>
-          <w:color w:val="000000"/>
-        </w:rPr>
-      </w:pPr>
-    </w:p>
-    <w:p>
-      <w:pPr>
-        <w:pBdr>
-          <w:top w:val="single" w:sz="4" w:space="1" w:color="auto"/>
-          <w:left w:val="single" w:sz="4" w:space="4" w:color="auto"/>
-          <w:bottom w:val="single" w:sz="4" w:space="1" w:color="auto"/>
-          <w:right w:val="single" w:sz="4" w:space="4" w:color="auto"/>
-        </w:pBdr>
-        <w:jc w:val="both"/>
-        <w:rPr>
-          <w:rFonts w:ascii="Aptos" w:hAnsi="Aptos"/>
-          <w:color w:val="000000"/>
-        </w:rPr>
-      </w:pPr>
-    </w:p>
-    <w:p>
-      <w:pPr>
-        <w:pBdr>
-          <w:top w:val="single" w:sz="4" w:space="1" w:color="auto"/>
-          <w:left w:val="single" w:sz="4" w:space="4" w:color="auto"/>
-          <w:bottom w:val="single" w:sz="4" w:space="1" w:color="auto"/>
-          <w:right w:val="single" w:sz="4" w:space="4" w:color="auto"/>
-        </w:pBdr>
-        <w:jc w:val="both"/>
-        <w:rPr>
-          <w:rFonts w:ascii="Aptos" w:hAnsi="Aptos"/>
-          <w:color w:val="000000"/>
-        </w:rPr>
-      </w:pPr>
-    </w:p>
-    <w:p>
-      <w:pPr>
-        <w:pBdr>
-          <w:top w:val="single" w:sz="4" w:space="1" w:color="auto"/>
-          <w:left w:val="single" w:sz="4" w:space="4" w:color="auto"/>
-          <w:bottom w:val="single" w:sz="4" w:space="1" w:color="auto"/>
-          <w:right w:val="single" w:sz="4" w:space="4" w:color="auto"/>
-        </w:pBdr>
-        <w:jc w:val="both"/>
-        <w:rPr>
-          <w:rFonts w:ascii="Aptos" w:hAnsi="Aptos"/>
-          <w:color w:val="000000"/>
-        </w:rPr>
-      </w:pPr>
-    </w:p>
-    <w:p>
-      <w:pPr>
-        <w:pBdr>
-          <w:top w:val="single" w:sz="4" w:space="1" w:color="auto"/>
-          <w:left w:val="single" w:sz="4" w:space="4" w:color="auto"/>
-          <w:bottom w:val="single" w:sz="4" w:space="1" w:color="auto"/>
-          <w:right w:val="single" w:sz="4" w:space="4" w:color="auto"/>
-        </w:pBdr>
-        <w:jc w:val="both"/>
-        <w:rPr>
-          <w:rFonts w:ascii="Aptos" w:hAnsi="Aptos"/>
-          <w:color w:val="000000"/>
-        </w:rPr>
-      </w:pPr>
-    </w:p>
-    <w:p>
-      <w:pPr>
-        <w:pBdr>
-          <w:top w:val="single" w:sz="4" w:space="1" w:color="auto"/>
-          <w:left w:val="single" w:sz="4" w:space="4" w:color="auto"/>
-          <w:bottom w:val="single" w:sz="4" w:space="1" w:color="auto"/>
-          <w:right w:val="single" w:sz="4" w:space="4" w:color="auto"/>
-        </w:pBdr>
-        <w:jc w:val="both"/>
-        <w:rPr>
-          <w:rFonts w:ascii="Aptos" w:hAnsi="Aptos"/>
-          <w:color w:val="000000"/>
-        </w:rPr>
-      </w:pPr>
-    </w:p>
-    <w:p>
-      <w:pPr>
-        <w:pBdr>
-          <w:top w:val="single" w:sz="4" w:space="1" w:color="auto"/>
-          <w:left w:val="single" w:sz="4" w:space="4" w:color="auto"/>
-          <w:bottom w:val="single" w:sz="4" w:space="1" w:color="auto"/>
-          <w:right w:val="single" w:sz="4" w:space="4" w:color="auto"/>
-        </w:pBdr>
-        <w:jc w:val="both"/>
-        <w:rPr>
-          <w:rFonts w:ascii="Aptos" w:hAnsi="Aptos"/>
-          <w:color w:val="000000"/>
-        </w:rPr>
-      </w:pPr>
-    </w:p>
-    <w:p>
-      <w:pPr>
-        <w:pBdr>
-          <w:top w:val="single" w:sz="4" w:space="1" w:color="auto"/>
-          <w:left w:val="single" w:sz="4" w:space="4" w:color="auto"/>
-          <w:bottom w:val="single" w:sz="4" w:space="1" w:color="auto"/>
-          <w:right w:val="single" w:sz="4" w:space="4" w:color="auto"/>
-        </w:pBdr>
-        <w:jc w:val="both"/>
-        <w:rPr>
-          <w:rFonts w:ascii="Aptos" w:hAnsi="Aptos"/>
-          <w:color w:val="000000"/>
-        </w:rPr>
-      </w:pPr>
-    </w:p>
-    <w:p>
-      <w:pPr>
-        <w:pBdr>
-          <w:top w:val="single" w:sz="4" w:space="1" w:color="auto"/>
-          <w:left w:val="single" w:sz="4" w:space="4" w:color="auto"/>
-          <w:bottom w:val="single" w:sz="4" w:space="1" w:color="auto"/>
-          <w:right w:val="single" w:sz="4" w:space="4" w:color="auto"/>
-        </w:pBdr>
-        <w:jc w:val="both"/>
-        <w:rPr>
-          <w:rFonts w:ascii="Aptos" w:hAnsi="Aptos"/>
-          <w:color w:val="000000"/>
-        </w:rPr>
-      </w:pPr>
-    </w:p>
-    <w:p>
-      <w:pPr>
-        <w:pBdr>
-          <w:top w:val="single" w:sz="4" w:space="1" w:color="auto"/>
-          <w:left w:val="single" w:sz="4" w:space="4" w:color="auto"/>
-          <w:bottom w:val="single" w:sz="4" w:space="1" w:color="auto"/>
-          <w:right w:val="single" w:sz="4" w:space="4" w:color="auto"/>
-        </w:pBdr>
-        <w:jc w:val="both"/>
-        <w:rPr>
-          <w:rFonts w:ascii="Aptos" w:hAnsi="Aptos"/>
-          <w:color w:val="000000"/>
-        </w:rPr>
-      </w:pPr>
-    </w:p>
-    <w:p>
-      <w:pPr>
-        <w:pBdr>
-          <w:top w:val="single" w:sz="4" w:space="1" w:color="auto"/>
-          <w:left w:val="single" w:sz="4" w:space="4" w:color="auto"/>
-          <w:bottom w:val="single" w:sz="4" w:space="1" w:color="auto"/>
-          <w:right w:val="single" w:sz="4" w:space="4" w:color="auto"/>
-        </w:pBdr>
-        <w:jc w:val="both"/>
-        <w:rPr>
-          <w:rFonts w:ascii="Aptos" w:hAnsi="Aptos"/>
-          <w:color w:val="000000"/>
-        </w:rPr>
-      </w:pPr>
-    </w:p>
-    <w:p>
-      <w:pPr>
-        <w:pBdr>
-          <w:top w:val="single" w:sz="4" w:space="1" w:color="auto"/>
-          <w:left w:val="single" w:sz="4" w:space="4" w:color="auto"/>
-          <w:bottom w:val="single" w:sz="4" w:space="1" w:color="auto"/>
-          <w:right w:val="single" w:sz="4" w:space="4" w:color="auto"/>
-        </w:pBdr>
-        <w:jc w:val="both"/>
-        <w:rPr>
-          <w:rFonts w:ascii="Aptos" w:hAnsi="Aptos"/>
-          <w:color w:val="000000"/>
-        </w:rPr>
-      </w:pPr>
-    </w:p>
-    <w:p>
-      <w:pPr>
-        <w:pBdr>
-          <w:top w:val="single" w:sz="4" w:space="1" w:color="auto"/>
-          <w:left w:val="single" w:sz="4" w:space="4" w:color="auto"/>
-          <w:bottom w:val="single" w:sz="4" w:space="1" w:color="auto"/>
-          <w:right w:val="single" w:sz="4" w:space="4" w:color="auto"/>
-        </w:pBdr>
-        <w:jc w:val="both"/>
-        <w:rPr>
-          <w:rFonts w:ascii="Aptos" w:hAnsi="Aptos"/>
-          <w:color w:val="000000"/>
-        </w:rPr>
-      </w:pPr>
-    </w:p>
-    <w:p>
-      <w:pPr>
-        <w:pBdr>
-          <w:top w:val="single" w:sz="4" w:space="1" w:color="auto"/>
-          <w:left w:val="single" w:sz="4" w:space="4" w:color="auto"/>
-          <w:bottom w:val="single" w:sz="4" w:space="1" w:color="auto"/>
-          <w:right w:val="single" w:sz="4" w:space="4" w:color="auto"/>
-        </w:pBdr>
-        <w:jc w:val="both"/>
-        <w:rPr>
-          <w:rFonts w:ascii="Aptos" w:hAnsi="Aptos"/>
-          <w:color w:val="000000"/>
-        </w:rPr>
-      </w:pPr>
-    </w:p>
-    <w:p>
-      <w:pPr>
-        <w:pBdr>
-          <w:top w:val="single" w:sz="4" w:space="1" w:color="auto"/>
-          <w:left w:val="single" w:sz="4" w:space="4" w:color="auto"/>
-          <w:bottom w:val="single" w:sz="4" w:space="1" w:color="auto"/>
-          <w:right w:val="single" w:sz="4" w:space="4" w:color="auto"/>
-        </w:pBdr>
-        <w:jc w:val="both"/>
-        <w:rPr>
-          <w:rFonts w:ascii="Aptos" w:hAnsi="Aptos"/>
-          <w:color w:val="000000"/>
-        </w:rPr>
-      </w:pPr>
-    </w:p>
-    <w:p>
-      <w:pPr>
-        <w:pBdr>
-          <w:top w:val="single" w:sz="4" w:space="1" w:color="auto"/>
-          <w:left w:val="single" w:sz="4" w:space="4" w:color="auto"/>
-          <w:bottom w:val="single" w:sz="4" w:space="1" w:color="auto"/>
-          <w:right w:val="single" w:sz="4" w:space="4" w:color="auto"/>
-        </w:pBdr>
-        <w:jc w:val="both"/>
-        <w:rPr>
-          <w:rFonts w:ascii="Aptos" w:hAnsi="Aptos"/>
-          <w:color w:val="000000"/>
-        </w:rPr>
-      </w:pPr>
-    </w:p>
-    <w:p>
-      <w:pPr>
-        <w:pBdr>
-          <w:top w:val="single" w:sz="4" w:space="1" w:color="auto"/>
-          <w:left w:val="single" w:sz="4" w:space="4" w:color="auto"/>
-          <w:bottom w:val="single" w:sz="4" w:space="1" w:color="auto"/>
-          <w:right w:val="single" w:sz="4" w:space="4" w:color="auto"/>
-        </w:pBdr>
-        <w:jc w:val="both"/>
-        <w:rPr>
-          <w:rFonts w:ascii="Aptos" w:hAnsi="Aptos"/>
-          <w:color w:val="000000"/>
-        </w:rPr>
-      </w:pPr>
-    </w:p>
-    <w:p>
-      <w:pPr>
-        <w:pBdr>
-          <w:top w:val="single" w:sz="4" w:space="1" w:color="auto"/>
-          <w:left w:val="single" w:sz="4" w:space="4" w:color="auto"/>
-          <w:bottom w:val="single" w:sz="4" w:space="1" w:color="auto"/>
-          <w:right w:val="single" w:sz="4" w:space="4" w:color="auto"/>
-        </w:pBdr>
-        <w:jc w:val="both"/>
-        <w:rPr>
-          <w:rFonts w:ascii="Aptos" w:hAnsi="Aptos"/>
-          <w:color w:val="000000"/>
-        </w:rPr>
-      </w:pPr>
-    </w:p>
-    <w:p>
-      <w:pPr>
-        <w:pBdr>
-          <w:top w:val="single" w:sz="4" w:space="1" w:color="auto"/>
-          <w:left w:val="single" w:sz="4" w:space="4" w:color="auto"/>
-          <w:bottom w:val="single" w:sz="4" w:space="1" w:color="auto"/>
-          <w:right w:val="single" w:sz="4" w:space="4" w:color="auto"/>
-        </w:pBdr>
-        <w:jc w:val="both"/>
-        <w:rPr>
-          <w:rFonts w:ascii="Aptos" w:hAnsi="Aptos"/>
-          <w:color w:val="000000"/>
-        </w:rPr>
-      </w:pPr>
-    </w:p>
-    <w:p>
-      <w:pPr>
-        <w:pBdr>
-          <w:top w:val="single" w:sz="4" w:space="1" w:color="auto"/>
-          <w:left w:val="single" w:sz="4" w:space="4" w:color="auto"/>
-          <w:bottom w:val="single" w:sz="4" w:space="1" w:color="auto"/>
-          <w:right w:val="single" w:sz="4" w:space="4" w:color="auto"/>
-        </w:pBdr>
-        <w:jc w:val="both"/>
-        <w:rPr>
-          <w:rFonts w:ascii="Aptos" w:hAnsi="Aptos"/>
-          <w:color w:val="000000"/>
-        </w:rPr>
-      </w:pPr>
-    </w:p>
-    <w:p>
-      <w:pPr>
-        <w:pBdr>
-          <w:top w:val="single" w:sz="4" w:space="1" w:color="auto"/>
-          <w:left w:val="single" w:sz="4" w:space="4" w:color="auto"/>
-          <w:bottom w:val="single" w:sz="4" w:space="1" w:color="auto"/>
-          <w:right w:val="single" w:sz="4" w:space="4" w:color="auto"/>
-        </w:pBdr>
-        <w:jc w:val="both"/>
-        <w:rPr>
-          <w:rFonts w:ascii="Aptos" w:hAnsi="Aptos"/>
-          <w:color w:val="000000"/>
-        </w:rPr>
-      </w:pPr>
-    </w:p>
-    <w:p>
-      <w:pPr>
-        <w:pBdr>
-          <w:top w:val="single" w:sz="4" w:space="1" w:color="auto"/>
-          <w:left w:val="single" w:sz="4" w:space="4" w:color="auto"/>
-          <w:bottom w:val="single" w:sz="4" w:space="1" w:color="auto"/>
-          <w:right w:val="single" w:sz="4" w:space="4" w:color="auto"/>
-        </w:pBdr>
-        <w:jc w:val="both"/>
-        <w:rPr>
-          <w:rFonts w:ascii="Aptos" w:hAnsi="Aptos"/>
-          <w:color w:val="000000"/>
-        </w:rPr>
-      </w:pPr>
-    </w:p>
-    <w:p>
-      <w:pPr>
-        <w:pBdr>
-          <w:top w:val="single" w:sz="4" w:space="1" w:color="auto"/>
-          <w:left w:val="single" w:sz="4" w:space="4" w:color="auto"/>
-          <w:bottom w:val="single" w:sz="4" w:space="1" w:color="auto"/>
-          <w:right w:val="single" w:sz="4" w:space="4" w:color="auto"/>
-        </w:pBdr>
-        <w:jc w:val="both"/>
-        <w:rPr>
-          <w:rFonts w:ascii="Aptos" w:hAnsi="Aptos"/>
-          <w:color w:val="000000"/>
-        </w:rPr>
-      </w:pPr>
-    </w:p>
-    <w:p>
-      <w:pPr>
-        <w:pBdr>
-          <w:top w:val="single" w:sz="4" w:space="1" w:color="auto"/>
-          <w:left w:val="single" w:sz="4" w:space="4" w:color="auto"/>
-          <w:bottom w:val="single" w:sz="4" w:space="1" w:color="auto"/>
-          <w:right w:val="single" w:sz="4" w:space="4" w:color="auto"/>
-        </w:pBdr>
-        <w:jc w:val="both"/>
-        <w:rPr>
-          <w:rFonts w:ascii="Aptos" w:hAnsi="Aptos"/>
-          <w:color w:val="000000"/>
-        </w:rPr>
-      </w:pPr>
-    </w:p>
-    <w:p>
-      <w:pPr>
-        <w:pBdr>
-          <w:top w:val="single" w:sz="4" w:space="1" w:color="auto"/>
-          <w:left w:val="single" w:sz="4" w:space="4" w:color="auto"/>
-          <w:bottom w:val="single" w:sz="4" w:space="1" w:color="auto"/>
-          <w:right w:val="single" w:sz="4" w:space="4" w:color="auto"/>
-        </w:pBdr>
-        <w:jc w:val="both"/>
-        <w:rPr>
-          <w:rFonts w:ascii="Aptos" w:hAnsi="Aptos"/>
-          <w:color w:val="000000"/>
-        </w:rPr>
-      </w:pPr>
-    </w:p>
-    <w:p>
-      <w:pPr>
-        <w:pBdr>
-          <w:top w:val="single" w:sz="4" w:space="1" w:color="auto"/>
-          <w:left w:val="single" w:sz="4" w:space="4" w:color="auto"/>
-          <w:bottom w:val="single" w:sz="4" w:space="1" w:color="auto"/>
-          <w:right w:val="single" w:sz="4" w:space="4" w:color="auto"/>
-        </w:pBdr>
-        <w:jc w:val="both"/>
-        <w:rPr>
-          <w:rFonts w:ascii="Aptos" w:hAnsi="Aptos"/>
-          <w:color w:val="000000"/>
-        </w:rPr>
-      </w:pPr>
-    </w:p>
-    <w:p>
-      <w:pPr>
-        <w:pBdr>
-          <w:top w:val="single" w:sz="4" w:space="1" w:color="auto"/>
-          <w:left w:val="single" w:sz="4" w:space="4" w:color="auto"/>
-          <w:bottom w:val="single" w:sz="4" w:space="1" w:color="auto"/>
-          <w:right w:val="single" w:sz="4" w:space="4" w:color="auto"/>
-        </w:pBdr>
-        <w:jc w:val="both"/>
-        <w:rPr>
-          <w:rFonts w:ascii="Aptos" w:hAnsi="Aptos"/>
-          <w:color w:val="000000"/>
-        </w:rPr>
-      </w:pPr>
-    </w:p>
-    <w:p>
-      <w:pPr>
-        <w:pBdr>
-          <w:top w:val="single" w:sz="4" w:space="1" w:color="auto"/>
-          <w:left w:val="single" w:sz="4" w:space="4" w:color="auto"/>
-          <w:bottom w:val="single" w:sz="4" w:space="1" w:color="auto"/>
-          <w:right w:val="single" w:sz="4" w:space="4" w:color="auto"/>
-        </w:pBdr>
-        <w:jc w:val="both"/>
-        <w:rPr>
-          <w:rFonts w:ascii="Aptos" w:hAnsi="Aptos"/>
-          <w:color w:val="000000"/>
-        </w:rPr>
-      </w:pPr>
-    </w:p>
-    <w:p>
-      <w:pPr>
-        <w:pBdr>
-          <w:top w:val="single" w:sz="4" w:space="1" w:color="auto"/>
-          <w:left w:val="single" w:sz="4" w:space="4" w:color="auto"/>
-          <w:bottom w:val="single" w:sz="4" w:space="1" w:color="auto"/>
-          <w:right w:val="single" w:sz="4" w:space="4" w:color="auto"/>
-        </w:pBdr>
-        <w:jc w:val="both"/>
-        <w:rPr>
-          <w:rFonts w:ascii="Aptos" w:hAnsi="Aptos"/>
-          <w:color w:val="000000"/>
-        </w:rPr>
-      </w:pPr>
-    </w:p>
-    <w:p>
-      <w:pPr>
-        <w:pBdr>
-          <w:top w:val="single" w:sz="4" w:space="1" w:color="auto"/>
-          <w:left w:val="single" w:sz="4" w:space="4" w:color="auto"/>
-          <w:bottom w:val="single" w:sz="4" w:space="1" w:color="auto"/>
-          <w:right w:val="single" w:sz="4" w:space="4" w:color="auto"/>
-        </w:pBdr>
-        <w:jc w:val="both"/>
-        <w:rPr>
-          <w:rFonts w:ascii="Aptos" w:hAnsi="Aptos"/>
-          <w:color w:val="000000"/>
-        </w:rPr>
-      </w:pPr>
-    </w:p>
-    <w:p>
-      <w:pPr>
-        <w:pBdr>
-          <w:top w:val="single" w:sz="4" w:space="1" w:color="auto"/>
-          <w:left w:val="single" w:sz="4" w:space="4" w:color="auto"/>
-          <w:bottom w:val="single" w:sz="4" w:space="1" w:color="auto"/>
-          <w:right w:val="single" w:sz="4" w:space="4" w:color="auto"/>
-        </w:pBdr>
-        <w:jc w:val="both"/>
-        <w:rPr>
-          <w:rFonts w:ascii="Aptos" w:hAnsi="Aptos"/>
-          <w:color w:val="000000"/>
-        </w:rPr>
-      </w:pPr>
-    </w:p>
-    <w:p>
-      <w:pPr>
-        <w:pBdr>
-          <w:top w:val="single" w:sz="4" w:space="1" w:color="auto"/>
-          <w:left w:val="single" w:sz="4" w:space="4" w:color="auto"/>
-          <w:bottom w:val="single" w:sz="4" w:space="1" w:color="auto"/>
-          <w:right w:val="single" w:sz="4" w:space="4" w:color="auto"/>
-        </w:pBdr>
-        <w:jc w:val="both"/>
-        <w:rPr>
-          <w:rFonts w:ascii="Aptos" w:hAnsi="Aptos"/>
-          <w:color w:val="000000"/>
-        </w:rPr>
-      </w:pPr>
-    </w:p>
-    <w:p>
-      <w:pPr>
-        <w:pBdr>
-          <w:top w:val="single" w:sz="4" w:space="1" w:color="auto"/>
-          <w:left w:val="single" w:sz="4" w:space="4" w:color="auto"/>
-          <w:bottom w:val="single" w:sz="4" w:space="1" w:color="auto"/>
-          <w:right w:val="single" w:sz="4" w:space="4" w:color="auto"/>
-        </w:pBdr>
-        <w:jc w:val="both"/>
-        <w:rPr>
-          <w:rFonts w:ascii="Aptos" w:hAnsi="Aptos"/>
-          <w:color w:val="000000"/>
-        </w:rPr>
-      </w:pPr>
-    </w:p>
-    <w:p>
-      <w:pPr>
-        <w:pBdr>
-          <w:top w:val="single" w:sz="4" w:space="1" w:color="auto"/>
-          <w:left w:val="single" w:sz="4" w:space="4" w:color="auto"/>
-          <w:bottom w:val="single" w:sz="4" w:space="1" w:color="auto"/>
-          <w:right w:val="single" w:sz="4" w:space="4" w:color="auto"/>
-        </w:pBdr>
-        <w:jc w:val="both"/>
-        <w:rPr>
-          <w:rFonts w:ascii="Aptos" w:hAnsi="Aptos"/>
-          <w:color w:val="000000"/>
-        </w:rPr>
-      </w:pPr>
-    </w:p>
-    <w:p>
-      <w:pPr>
-        <w:pBdr>
-          <w:top w:val="single" w:sz="4" w:space="1" w:color="auto"/>
-          <w:left w:val="single" w:sz="4" w:space="4" w:color="auto"/>
-          <w:bottom w:val="single" w:sz="4" w:space="1" w:color="auto"/>
-          <w:right w:val="single" w:sz="4" w:space="4" w:color="auto"/>
-        </w:pBdr>
-        <w:jc w:val="both"/>
-        <w:rPr>
-          <w:rFonts w:ascii="Aptos" w:hAnsi="Aptos"/>
-          <w:color w:val="000000"/>
-        </w:rPr>
-      </w:pPr>
-    </w:p>
-    <w:p>
-      <w:pPr>
-        <w:pBdr>
-          <w:top w:val="single" w:sz="4" w:space="1" w:color="auto"/>
-          <w:left w:val="single" w:sz="4" w:space="4" w:color="auto"/>
-          <w:bottom w:val="single" w:sz="4" w:space="1" w:color="auto"/>
-          <w:right w:val="single" w:sz="4" w:space="4" w:color="auto"/>
-        </w:pBdr>
-        <w:jc w:val="both"/>
-        <w:rPr>
-          <w:rFonts w:ascii="Aptos" w:hAnsi="Aptos"/>
-          <w:color w:val="000000"/>
-        </w:rPr>
-      </w:pPr>
-    </w:p>
-    <w:p>
-      <w:pPr>
-        <w:pBdr>
-          <w:top w:val="single" w:sz="4" w:space="1" w:color="auto"/>
-          <w:left w:val="single" w:sz="4" w:space="4" w:color="auto"/>
-          <w:bottom w:val="single" w:sz="4" w:space="1" w:color="auto"/>
-          <w:right w:val="single" w:sz="4" w:space="4" w:color="auto"/>
-        </w:pBdr>
-        <w:jc w:val="both"/>
-        <w:rPr>
-          <w:rFonts w:ascii="Aptos" w:hAnsi="Aptos"/>
-          <w:color w:val="000000"/>
-        </w:rPr>
-      </w:pPr>
-    </w:p>
-    <w:p>
-      <w:pPr>
-        <w:pBdr>
-          <w:top w:val="single" w:sz="4" w:space="1" w:color="auto"/>
-          <w:left w:val="single" w:sz="4" w:space="4" w:color="auto"/>
-          <w:bottom w:val="single" w:sz="4" w:space="1" w:color="auto"/>
-          <w:right w:val="single" w:sz="4" w:space="4" w:color="auto"/>
-        </w:pBdr>
-        <w:jc w:val="both"/>
-        <w:rPr>
-          <w:rFonts w:ascii="Aptos" w:hAnsi="Aptos"/>
-          <w:color w:val="000000"/>
-        </w:rPr>
-      </w:pPr>
-    </w:p>
-    <w:p>
-      <w:pPr>
-        <w:pBdr>
-          <w:top w:val="single" w:sz="4" w:space="1" w:color="auto"/>
-          <w:left w:val="single" w:sz="4" w:space="4" w:color="auto"/>
-          <w:bottom w:val="single" w:sz="4" w:space="1" w:color="auto"/>
-          <w:right w:val="single" w:sz="4" w:space="4" w:color="auto"/>
-        </w:pBdr>
-        <w:jc w:val="both"/>
-        <w:rPr>
-          <w:rFonts w:ascii="Aptos" w:hAnsi="Aptos"/>
-          <w:color w:val="000000"/>
-        </w:rPr>
-      </w:pPr>
-    </w:p>
-    <w:p>
-      <w:pPr>
-        <w:pBdr>
-          <w:top w:val="single" w:sz="4" w:space="1" w:color="auto"/>
-          <w:left w:val="single" w:sz="4" w:space="4" w:color="auto"/>
-          <w:bottom w:val="single" w:sz="4" w:space="1" w:color="auto"/>
-          <w:right w:val="single" w:sz="4" w:space="4" w:color="auto"/>
-        </w:pBdr>
-        <w:jc w:val="both"/>
-        <w:rPr>
-          <w:rFonts w:ascii="Aptos" w:hAnsi="Aptos"/>
-          <w:color w:val="000000"/>
-        </w:rPr>
-      </w:pPr>
-    </w:p>
-    <w:p>
-      <w:pPr>
-        <w:pBdr>
-          <w:top w:val="single" w:sz="4" w:space="1" w:color="auto"/>
-          <w:left w:val="single" w:sz="4" w:space="4" w:color="auto"/>
-          <w:bottom w:val="single" w:sz="4" w:space="1" w:color="auto"/>
-          <w:right w:val="single" w:sz="4" w:space="4" w:color="auto"/>
-        </w:pBdr>
-        <w:jc w:val="both"/>
-        <w:rPr>
-          <w:rFonts w:ascii="Aptos" w:hAnsi="Aptos"/>
-          <w:color w:val="000000"/>
-        </w:rPr>
-      </w:pPr>
-    </w:p>
-    <w:p>
-      <w:pPr>
-        <w:pBdr>
-          <w:top w:val="single" w:sz="4" w:space="1" w:color="auto"/>
-          <w:left w:val="single" w:sz="4" w:space="4" w:color="auto"/>
-          <w:bottom w:val="single" w:sz="4" w:space="1" w:color="auto"/>
-          <w:right w:val="single" w:sz="4" w:space="4" w:color="auto"/>
-        </w:pBdr>
-        <w:jc w:val="both"/>
-        <w:rPr>
-          <w:rFonts w:ascii="Aptos" w:hAnsi="Aptos"/>
-          <w:color w:val="000000"/>
-        </w:rPr>
-      </w:pPr>
-    </w:p>
-    <w:p>
-      <w:pPr>
-        <w:pBdr>
-          <w:top w:val="single" w:sz="4" w:space="1" w:color="auto"/>
-          <w:left w:val="single" w:sz="4" w:space="4" w:color="auto"/>
-          <w:bottom w:val="single" w:sz="4" w:space="1" w:color="auto"/>
-          <w:right w:val="single" w:sz="4" w:space="4" w:color="auto"/>
-        </w:pBdr>
-        <w:jc w:val="both"/>
-        <w:rPr>
-          <w:rFonts w:ascii="Aptos" w:hAnsi="Aptos"/>
-          <w:color w:val="000000"/>
-        </w:rPr>
-      </w:pPr>
-    </w:p>
-    <w:p>
-      <w:pPr>
-        <w:pBdr>
-          <w:top w:val="single" w:sz="4" w:space="1" w:color="auto"/>
-          <w:left w:val="single" w:sz="4" w:space="4" w:color="auto"/>
-          <w:bottom w:val="single" w:sz="4" w:space="1" w:color="auto"/>
-          <w:right w:val="single" w:sz="4" w:space="4" w:color="auto"/>
-        </w:pBdr>
-        <w:jc w:val="both"/>
-        <w:rPr>
-          <w:rFonts w:ascii="Aptos" w:hAnsi="Aptos"/>
-          <w:color w:val="000000"/>
-        </w:rPr>
-      </w:pPr>
-    </w:p>
-    <w:p>
-      <w:pPr>
-        <w:pBdr>
-          <w:top w:val="single" w:sz="4" w:space="1" w:color="auto"/>
-          <w:left w:val="single" w:sz="4" w:space="4" w:color="auto"/>
-          <w:bottom w:val="single" w:sz="4" w:space="1" w:color="auto"/>
-          <w:right w:val="single" w:sz="4" w:space="4" w:color="auto"/>
-        </w:pBdr>
-        <w:jc w:val="both"/>
-        <w:rPr>
-          <w:rFonts w:ascii="Aptos" w:hAnsi="Aptos"/>
-          <w:color w:val="000000"/>
-        </w:rPr>
-      </w:pPr>
-    </w:p>
-    <w:p>
-      <w:pPr>
-        <w:pBdr>
-          <w:top w:val="single" w:sz="4" w:space="1" w:color="auto"/>
-          <w:left w:val="single" w:sz="4" w:space="4" w:color="auto"/>
-          <w:bottom w:val="single" w:sz="4" w:space="1" w:color="auto"/>
-          <w:right w:val="single" w:sz="4" w:space="4" w:color="auto"/>
-        </w:pBdr>
-        <w:jc w:val="both"/>
-        <w:rPr>
-          <w:rFonts w:ascii="Aptos" w:hAnsi="Aptos"/>
-          <w:color w:val="000000"/>
-        </w:rPr>
-      </w:pPr>
-    </w:p>
-    <w:p>
-      <w:pPr>
-        <w:pBdr>
-          <w:top w:val="single" w:sz="4" w:space="1" w:color="auto"/>
-          <w:left w:val="single" w:sz="4" w:space="4" w:color="auto"/>
-          <w:bottom w:val="single" w:sz="4" w:space="1" w:color="auto"/>
-          <w:right w:val="single" w:sz="4" w:space="4" w:color="auto"/>
-        </w:pBdr>
-        <w:jc w:val="both"/>
-        <w:rPr>
-          <w:rFonts w:ascii="Aptos" w:hAnsi="Aptos"/>
-          <w:color w:val="000000"/>
-        </w:rPr>
-      </w:pPr>
-    </w:p>
-    <w:p>
-      <w:pPr>
-        <w:pBdr>
-          <w:top w:val="single" w:sz="4" w:space="1" w:color="auto"/>
-          <w:left w:val="single" w:sz="4" w:space="4" w:color="auto"/>
-          <w:bottom w:val="single" w:sz="4" w:space="1" w:color="auto"/>
-          <w:right w:val="single" w:sz="4" w:space="4" w:color="auto"/>
-        </w:pBdr>
-        <w:jc w:val="both"/>
-        <w:rPr>
-          <w:rFonts w:ascii="Aptos" w:hAnsi="Aptos"/>
-          <w:color w:val="000000"/>
-        </w:rPr>
-      </w:pPr>
-    </w:p>
-    <w:p>
-      <w:pPr>
-        <w:pBdr>
-          <w:top w:val="single" w:sz="4" w:space="1" w:color="auto"/>
-          <w:left w:val="single" w:sz="4" w:space="4" w:color="auto"/>
-          <w:bottom w:val="single" w:sz="4" w:space="1" w:color="auto"/>
-          <w:right w:val="single" w:sz="4" w:space="4" w:color="auto"/>
-        </w:pBdr>
-        <w:jc w:val="both"/>
-        <w:rPr>
-          <w:rFonts w:ascii="Aptos" w:hAnsi="Aptos"/>
-          <w:color w:val="000000"/>
-        </w:rPr>
-      </w:pPr>
-    </w:p>
-    <w:p>
-      <w:pPr>
-        <w:pBdr>
-          <w:top w:val="single" w:sz="4" w:space="1" w:color="auto"/>
-          <w:left w:val="single" w:sz="4" w:space="4" w:color="auto"/>
-          <w:bottom w:val="single" w:sz="4" w:space="1" w:color="auto"/>
-          <w:right w:val="single" w:sz="4" w:space="4" w:color="auto"/>
-        </w:pBdr>
-        <w:jc w:val="both"/>
-        <w:rPr>
-          <w:rFonts w:ascii="Aptos" w:hAnsi="Aptos"/>
-          <w:color w:val="000000"/>
-        </w:rPr>
-      </w:pPr>
-    </w:p>
-    <w:p>
-      <w:pPr>
-        <w:pBdr>
-          <w:top w:val="single" w:sz="4" w:space="1" w:color="auto"/>
-          <w:left w:val="single" w:sz="4" w:space="4" w:color="auto"/>
-          <w:bottom w:val="single" w:sz="4" w:space="1" w:color="auto"/>
-          <w:right w:val="single" w:sz="4" w:space="4" w:color="auto"/>
-        </w:pBdr>
-        <w:jc w:val="both"/>
-        <w:rPr>
-          <w:rFonts w:ascii="Aptos" w:hAnsi="Aptos"/>
-          <w:color w:val="000000"/>
-        </w:rPr>
-      </w:pPr>
-    </w:p>
-    <w:p>
-      <w:pPr>
-        <w:pBdr>
-          <w:top w:val="single" w:sz="4" w:space="1" w:color="auto"/>
-          <w:left w:val="single" w:sz="4" w:space="4" w:color="auto"/>
-          <w:bottom w:val="single" w:sz="4" w:space="1" w:color="auto"/>
-          <w:right w:val="single" w:sz="4" w:space="4" w:color="auto"/>
-        </w:pBdr>
-        <w:jc w:val="both"/>
-        <w:rPr>
-          <w:rFonts w:ascii="Aptos" w:hAnsi="Aptos"/>
-          <w:color w:val="000000"/>
-        </w:rPr>
-      </w:pPr>
-    </w:p>
-    <w:p>
-      <w:pPr>
-        <w:pBdr>
-          <w:top w:val="single" w:sz="4" w:space="1" w:color="auto"/>
-          <w:left w:val="single" w:sz="4" w:space="4" w:color="auto"/>
-          <w:bottom w:val="single" w:sz="4" w:space="1" w:color="auto"/>
-          <w:right w:val="single" w:sz="4" w:space="4" w:color="auto"/>
-        </w:pBdr>
-        <w:jc w:val="both"/>
-        <w:rPr>
-          <w:rFonts w:ascii="Aptos" w:hAnsi="Aptos"/>
-          <w:color w:val="000000"/>
-        </w:rPr>
-      </w:pPr>
-    </w:p>
-    <w:p>
-      <w:pPr>
-        <w:pBdr>
-          <w:top w:val="single" w:sz="4" w:space="1" w:color="auto"/>
-          <w:left w:val="single" w:sz="4" w:space="4" w:color="auto"/>
-          <w:bottom w:val="single" w:sz="4" w:space="1" w:color="auto"/>
-          <w:right w:val="single" w:sz="4" w:space="4" w:color="auto"/>
-        </w:pBdr>
-        <w:jc w:val="both"/>
-        <w:rPr>
-          <w:rFonts w:ascii="Aptos" w:hAnsi="Aptos"/>
-          <w:color w:val="000000"/>
-        </w:rPr>
-      </w:pPr>
-    </w:p>
-    <w:p>
-      <w:pPr>
-        <w:pBdr>
-          <w:top w:val="single" w:sz="4" w:space="1" w:color="auto"/>
-          <w:left w:val="single" w:sz="4" w:space="4" w:color="auto"/>
-          <w:bottom w:val="single" w:sz="4" w:space="1" w:color="auto"/>
-          <w:right w:val="single" w:sz="4" w:space="4" w:color="auto"/>
-        </w:pBdr>
-        <w:jc w:val="both"/>
-        <w:rPr>
-          <w:rFonts w:ascii="Aptos" w:hAnsi="Aptos"/>
-          <w:color w:val="000000"/>
-        </w:rPr>
-      </w:pPr>
-    </w:p>
-    <w:p>
-      <w:pPr>
-        <w:pBdr>
-          <w:top w:val="single" w:sz="4" w:space="1" w:color="auto"/>
-          <w:left w:val="single" w:sz="4" w:space="4" w:color="auto"/>
-          <w:bottom w:val="single" w:sz="4" w:space="1" w:color="auto"/>
-          <w:right w:val="single" w:sz="4" w:space="4" w:color="auto"/>
-        </w:pBdr>
-        <w:jc w:val="both"/>
-        <w:rPr>
-          <w:rFonts w:ascii="Aptos" w:hAnsi="Aptos"/>
-          <w:color w:val="000000"/>
-        </w:rPr>
-      </w:pPr>
-    </w:p>
-    <w:p>
-      <w:pPr>
-        <w:pBdr>
-          <w:top w:val="single" w:sz="4" w:space="1" w:color="auto"/>
-          <w:left w:val="single" w:sz="4" w:space="4" w:color="auto"/>
-          <w:bottom w:val="single" w:sz="4" w:space="1" w:color="auto"/>
-          <w:right w:val="single" w:sz="4" w:space="4" w:color="auto"/>
-        </w:pBdr>
-        <w:jc w:val="both"/>
-        <w:rPr>
-          <w:rFonts w:ascii="Aptos" w:hAnsi="Aptos"/>
-          <w:color w:val="000000"/>
-        </w:rPr>
-      </w:pPr>
-    </w:p>
-    <w:p>
-      <w:pPr>
-        <w:pBdr>
-          <w:top w:val="single" w:sz="4" w:space="1" w:color="auto"/>
-          <w:left w:val="single" w:sz="4" w:space="4" w:color="auto"/>
-          <w:bottom w:val="single" w:sz="4" w:space="1" w:color="auto"/>
-          <w:right w:val="single" w:sz="4" w:space="4" w:color="auto"/>
-        </w:pBdr>
-        <w:jc w:val="both"/>
-        <w:rPr>
-          <w:rFonts w:ascii="Aptos" w:hAnsi="Aptos"/>
-          <w:color w:val="000000"/>
-        </w:rPr>
-      </w:pPr>
-    </w:p>
-    <w:p>
-      <w:pPr>
-        <w:pBdr>
-          <w:top w:val="single" w:sz="4" w:space="1" w:color="auto"/>
-          <w:left w:val="single" w:sz="4" w:space="4" w:color="auto"/>
-          <w:bottom w:val="single" w:sz="4" w:space="1" w:color="auto"/>
-          <w:right w:val="single" w:sz="4" w:space="4" w:color="auto"/>
-        </w:pBdr>
-        <w:jc w:val="both"/>
-        <w:rPr>
-          <w:rFonts w:ascii="Aptos" w:hAnsi="Aptos"/>
-          <w:color w:val="000000"/>
-        </w:rPr>
-      </w:pPr>
-    </w:p>
-    <w:p>
-      <w:pPr>
-        <w:pBdr>
-          <w:top w:val="single" w:sz="4" w:space="1" w:color="auto"/>
-          <w:left w:val="single" w:sz="4" w:space="4" w:color="auto"/>
-          <w:bottom w:val="single" w:sz="4" w:space="1" w:color="auto"/>
-          <w:right w:val="single" w:sz="4" w:space="4" w:color="auto"/>
-        </w:pBdr>
-        <w:jc w:val="both"/>
-        <w:rPr>
-          <w:rFonts w:ascii="Aptos" w:hAnsi="Aptos"/>
-          <w:color w:val="000000"/>
-        </w:rPr>
-      </w:pPr>
-    </w:p>
-    <w:p>
-      <w:pPr>
-        <w:pBdr>
-          <w:top w:val="single" w:sz="4" w:space="1" w:color="auto"/>
-          <w:left w:val="single" w:sz="4" w:space="4" w:color="auto"/>
-          <w:bottom w:val="single" w:sz="4" w:space="1" w:color="auto"/>
-          <w:right w:val="single" w:sz="4" w:space="4" w:color="auto"/>
-        </w:pBdr>
-        <w:jc w:val="both"/>
-        <w:rPr>
-          <w:rFonts w:ascii="Aptos" w:hAnsi="Aptos"/>
-          <w:color w:val="000000"/>
-        </w:rPr>
-      </w:pPr>
-    </w:p>
-    <w:p>
-      <w:pPr>
-        <w:pBdr>
-          <w:top w:val="single" w:sz="4" w:space="1" w:color="auto"/>
-          <w:left w:val="single" w:sz="4" w:space="4" w:color="auto"/>
-          <w:bottom w:val="single" w:sz="4" w:space="1" w:color="auto"/>
-          <w:right w:val="single" w:sz="4" w:space="4" w:color="auto"/>
-        </w:pBdr>
-        <w:jc w:val="both"/>
-        <w:rPr>
-          <w:rFonts w:ascii="Aptos" w:hAnsi="Aptos"/>
-          <w:color w:val="000000"/>
-        </w:rPr>
-      </w:pPr>
-    </w:p>
-    <w:p>
-      <w:pPr>
-        <w:pBdr>
-          <w:top w:val="single" w:sz="4" w:space="1" w:color="auto"/>
-          <w:left w:val="single" w:sz="4" w:space="4" w:color="auto"/>
-          <w:bottom w:val="single" w:sz="4" w:space="1" w:color="auto"/>
-          <w:right w:val="single" w:sz="4" w:space="4" w:color="auto"/>
-        </w:pBdr>
-        <w:jc w:val="both"/>
-        <w:rPr>
-          <w:rFonts w:ascii="Aptos" w:hAnsi="Aptos"/>
-          <w:color w:val="000000"/>
-        </w:rPr>
-      </w:pPr>
-    </w:p>
-    <w:p>
-      <w:pPr>
-        <w:pBdr>
-          <w:top w:val="single" w:sz="4" w:space="1" w:color="auto"/>
-          <w:left w:val="single" w:sz="4" w:space="4" w:color="auto"/>
-          <w:bottom w:val="single" w:sz="4" w:space="1" w:color="auto"/>
-          <w:right w:val="single" w:sz="4" w:space="4" w:color="auto"/>
-        </w:pBdr>
-        <w:jc w:val="both"/>
-      </w:pPr>
-      <w:r>
-        <w:rPr>
-          <w:rFonts w:ascii="Aptos" w:hAnsi="Aptos"/>
-          <w:color w:val="000000"/>
-        </w:rPr>
-        <w:t>.</w:t>
-      </w:r>
-    </w:p>
     <w:sectPr>
       <w:pgSz w:w="11906" w:h="16838"/>
       <w:pgMar w:top="1417" w:right="1134" w:bottom="1134" w:left="1134" w:header="708" w:footer="708" w:gutter="0"/>
@@ -1429,10 +308,6 @@
     </w:sectPr>
   </w:body>
 </w:document>
-</file>
-
-<file path=word/numbering.xml><?xml version="1.0" encoding="utf-8"?>
-<w:numbering xmlns:wpc="http://schemas.microsoft.com/office/word/2010/wordprocessingCanvas" xmlns:cx="http://schemas.microsoft.com/office/drawing/2014/chartex" xmlns:cx1="http://schemas.microsoft.com/office/drawing/2015/9/8/chartex" xmlns:cx2="http://schemas.microsoft.com/office/drawing/2015/10/21/chartex" xmlns:cx3="http://schemas.microsoft.com/office/drawing/2016/5/9/chartex" xmlns:cx4="http://schemas.microsoft.com/office/drawing/2016/5/10/chartex" xmlns:cx5="http://schemas.microsoft.com/office/drawing/2016/5/11/chartex" xmlns:cx6="http://schemas.microsoft.com/office/drawing/2016/5/12/chartex" xmlns:cx7="http://schemas.microsoft.com/office/drawing/2016/5/13/chartex" xmlns:cx8="http://schemas.microsoft.com/office/drawing/2016/5/14/chartex" xmlns:mc="http://schemas.openxmlformats.org/markup-compatibility/2006" xmlns:aink="http://schemas.microsoft.com/office/drawing/2016/ink" xmlns:am3d="http://schemas.microsoft.com/office/drawing/2017/model3d" xmlns:o="urn:schemas-microsoft-com:office:office" xmlns:oel="http://schemas.microsoft.com/office/2019/extlst" xmlns:r="http://schemas.openxmlformats.org/officeDocument/2006/relationships" xmlns:m="http://schemas.openxmlformats.org/officeDocument/2006/math" xmlns:v="urn:schemas-microsoft-com:vml" xmlns:wp14="http://schemas.microsoft.com/office/word/2010/wordprocessingDrawing" xmlns:wp="http://schemas.openxmlformats.org/drawingml/2006/wordprocessingDrawing" xmlns:w10="urn:schemas-microsoft-com:office:word" xmlns:w="http://schemas.openxmlformats.org/wordprocessingml/2006/main" xmlns:w14="http://schemas.microsoft.com/office/word/2010/wordml" xmlns:w15="http://schemas.microsoft.com/office/word/2012/wordml" xmlns:w16cex="http://schemas.microsoft.com/office/word/2018/wordml/cex" xmlns:w16cid="http://schemas.microsoft.com/office/word/2016/wordml/cid" xmlns:w16="http://schemas.microsoft.com/office/word/2018/wordml" xmlns:w16du="http://schemas.microsoft.com/office/word/2023/wordml/word16du" xmlns:w16sdtdh="http://schemas.microsoft.com/office/word/2020/wordml/sdtdatahash" xmlns:w16sdtfl="http://schemas.microsoft.com/office/word/2024/wordml/sdtformatlock" xmlns:w16se="http://schemas.microsoft.com/office/word/2015/wordml/symex" xmlns:wpg="http://schemas.microsoft.com/office/word/2010/wordprocessingGroup" xmlns:wpi="http://schemas.microsoft.com/office/word/2010/wordprocessingInk" xmlns:wne="http://schemas.microsoft.com/office/word/2006/wordml" xmlns:wps="http://schemas.microsoft.com/office/word/2010/wordprocessingShape" mc:Ignorable="w14 w15 w16se w16cid w16 w16cex w16sdtdh w16sdtfl w16du wp14"/>
 </file>
 
 <file path=word/styles.xml><?xml version="1.0" encoding="utf-8"?>
@@ -2037,6 +912,7 @@
   <w:style w:type="character" w:default="1" w:styleId="Carpredefinitoparagrafo">
     <w:name w:val="Default Paragraph Font"/>
     <w:uiPriority w:val="1"/>
+    <w:semiHidden/>
     <w:unhideWhenUsed/>
   </w:style>
   <w:style w:type="table" w:default="1" w:styleId="Tabellanormale">
@@ -2648,6 +1524,26 @@
 </file>
 
 <file path=customXml/item1.xml><?xml version="1.0" encoding="utf-8"?>
+<p:properties xmlns:p="http://schemas.microsoft.com/office/2006/metadata/properties" xmlns:xsi="http://www.w3.org/2001/XMLSchema-instance" xmlns:pc="http://schemas.microsoft.com/office/infopath/2007/PartnerControls">
+  <documentManagement>
+    <TaxCatchAll xmlns="6c014026-a0ef-45dc-9ca9-ac355db24e99" xsi:nil="true"/>
+    <lcf76f155ced4ddcb4097134ff3c332f xmlns="77a3f60d-3740-4b8f-aea2-18b203205ead">
+      <Terms xmlns="http://schemas.microsoft.com/office/infopath/2007/PartnerControls"/>
+    </lcf76f155ced4ddcb4097134ff3c332f>
+  </documentManagement>
+</p:properties>
+</file>
+
+<file path=customXml/item2.xml><?xml version="1.0" encoding="utf-8"?>
+<?mso-contentType ?>
+<FormTemplates xmlns="http://schemas.microsoft.com/sharepoint/v3/contenttype/forms">
+  <Display>DocumentLibraryForm</Display>
+  <Edit>DocumentLibraryForm</Edit>
+  <New>DocumentLibraryForm</New>
+</FormTemplates>
+</file>
+
+<file path=customXml/item3.xml><?xml version="1.0" encoding="utf-8"?>
 <ct:contentTypeSchema xmlns:ct="http://schemas.microsoft.com/office/2006/metadata/contentType" xmlns:ma="http://schemas.microsoft.com/office/2006/metadata/properties/metaAttributes" ct:_="" ma:_="" ma:contentTypeName="Documento" ma:contentTypeID="0x01010049B2E99503D3AD4DA2231F0D240043DD" ma:contentTypeVersion="19" ma:contentTypeDescription="Creare un nuovo documento." ma:contentTypeScope="" ma:versionID="5d22b860b2d7b05646517e191754a185">
   <xsd:schema xmlns:xsd="http://www.w3.org/2001/XMLSchema" xmlns:xs="http://www.w3.org/2001/XMLSchema" xmlns:p="http://schemas.microsoft.com/office/2006/metadata/properties" xmlns:ns2="77a3f60d-3740-4b8f-aea2-18b203205ead" xmlns:ns3="6c014026-a0ef-45dc-9ca9-ac355db24e99" targetNamespace="http://schemas.microsoft.com/office/2006/metadata/properties" ma:root="true" ma:fieldsID="c3ef981538194d0481c402a9a66d521d" ns2:_="" ns3:_="">
     <xsd:import namespace="77a3f60d-3740-4b8f-aea2-18b203205ead"/>
@@ -2908,27 +1804,26 @@
 </ct:contentTypeSchema>
 </file>
 
-<file path=customXml/item2.xml><?xml version="1.0" encoding="utf-8"?>
-<p:properties xmlns:p="http://schemas.microsoft.com/office/2006/metadata/properties" xmlns:xsi="http://www.w3.org/2001/XMLSchema-instance" xmlns:pc="http://schemas.microsoft.com/office/infopath/2007/PartnerControls">
-  <documentManagement>
-    <TaxCatchAll xmlns="6c014026-a0ef-45dc-9ca9-ac355db24e99" xsi:nil="true"/>
-    <lcf76f155ced4ddcb4097134ff3c332f xmlns="77a3f60d-3740-4b8f-aea2-18b203205ead">
-      <Terms xmlns="http://schemas.microsoft.com/office/infopath/2007/PartnerControls"/>
-    </lcf76f155ced4ddcb4097134ff3c332f>
-  </documentManagement>
-</p:properties>
+<file path=customXml/itemProps1.xml><?xml version="1.0" encoding="utf-8"?>
+<ds:datastoreItem xmlns:ds="http://schemas.openxmlformats.org/officeDocument/2006/customXml" ds:itemID="{9818FDC2-5891-442C-9DDB-083DEA894E1C}">
+  <ds:schemaRefs>
+    <ds:schemaRef ds:uri="http://schemas.microsoft.com/office/2006/metadata/properties"/>
+    <ds:schemaRef ds:uri="http://schemas.microsoft.com/office/infopath/2007/PartnerControls"/>
+    <ds:schemaRef ds:uri="6c014026-a0ef-45dc-9ca9-ac355db24e99"/>
+    <ds:schemaRef ds:uri="77a3f60d-3740-4b8f-aea2-18b203205ead"/>
+  </ds:schemaRefs>
+</ds:datastoreItem>
 </file>
 
-<file path=customXml/item3.xml><?xml version="1.0" encoding="utf-8"?>
-<?mso-contentType ?>
-<FormTemplates xmlns="http://schemas.microsoft.com/sharepoint/v3/contenttype/forms">
-  <Display>DocumentLibraryForm</Display>
-  <Edit>DocumentLibraryForm</Edit>
-  <New>DocumentLibraryForm</New>
-</FormTemplates>
+<file path=customXml/itemProps2.xml><?xml version="1.0" encoding="utf-8"?>
+<ds:datastoreItem xmlns:ds="http://schemas.openxmlformats.org/officeDocument/2006/customXml" ds:itemID="{4529ACF3-AA29-46D5-B5B5-FAF6221EF969}">
+  <ds:schemaRefs>
+    <ds:schemaRef ds:uri="http://schemas.microsoft.com/sharepoint/v3/contenttype/forms"/>
+  </ds:schemaRefs>
+</ds:datastoreItem>
 </file>
 
-<file path=customXml/itemProps1.xml><?xml version="1.0" encoding="utf-8"?>
+<file path=customXml/itemProps3.xml><?xml version="1.0" encoding="utf-8"?>
 <ds:datastoreItem xmlns:ds="http://schemas.openxmlformats.org/officeDocument/2006/customXml" ds:itemID="{CD52C209-547B-425B-B1EA-3209E391DC1F}">
   <ds:schemaRefs>
     <ds:schemaRef ds:uri="http://schemas.microsoft.com/office/2006/metadata/contentType"/>
@@ -2945,23 +1840,4 @@
     <ds:schemaRef ds:uri="http://schemas.microsoft.com/internal/obd"/>
   </ds:schemaRefs>
 </ds:datastoreItem>
-</file>
-
-<file path=customXml/itemProps2.xml><?xml version="1.0" encoding="utf-8"?>
-<ds:datastoreItem xmlns:ds="http://schemas.openxmlformats.org/officeDocument/2006/customXml" ds:itemID="{9818FDC2-5891-442C-9DDB-083DEA894E1C}">
-  <ds:schemaRefs>
-    <ds:schemaRef ds:uri="http://schemas.microsoft.com/office/2006/metadata/properties"/>
-    <ds:schemaRef ds:uri="http://schemas.microsoft.com/office/infopath/2007/PartnerControls"/>
-    <ds:schemaRef ds:uri="6c014026-a0ef-45dc-9ca9-ac355db24e99"/>
-    <ds:schemaRef ds:uri="77a3f60d-3740-4b8f-aea2-18b203205ead"/>
-  </ds:schemaRefs>
-</ds:datastoreItem>
-</file>
-
-<file path=customXml/itemProps3.xml><?xml version="1.0" encoding="utf-8"?>
-<ds:datastoreItem xmlns:ds="http://schemas.openxmlformats.org/officeDocument/2006/customXml" ds:itemID="{4529ACF3-AA29-46D5-B5B5-FAF6221EF969}">
-  <ds:schemaRefs>
-    <ds:schemaRef ds:uri="http://schemas.microsoft.com/sharepoint/v3/contenttype/forms"/>
-  </ds:schemaRefs>
-</ds:datastoreItem>
 </file>